--- a/Layer 1/Network map of Supermarket.docx
+++ b/Layer 1/Network map of Supermarket.docx
@@ -160,6 +160,12 @@
         </w:rPr>
         <w:t xml:space="preserve"> alone. The exception to this rule would be the restrooms, where recording CCTV is prohibited under Irish and EU law.</w:t>
       </w:r>
+      <w:r>
+        <w:rPr>
+          <w:lang w:val="en-GB"/>
+        </w:rPr>
+        <w:t xml:space="preserve"> On the top floor outside cameras are places outside to view over the surrounding areas.</w:t>
+      </w:r>
     </w:p>
     <w:p>
       <w:pPr>
@@ -334,6 +340,12 @@
         </w:rPr>
         <w:t>to maximize coverage.</w:t>
       </w:r>
+      <w:r>
+        <w:rPr>
+          <w:lang w:val="en-GB"/>
+        </w:rPr>
+        <w:t xml:space="preserve"> There is another access point then placed outside of the building to provide coverage to the customers outside of the building.</w:t>
+      </w:r>
     </w:p>
     <w:p>
       <w:pPr>
@@ -350,7 +362,25 @@
         <w:rPr>
           <w:lang w:val="en-GB"/>
         </w:rPr>
-        <w:t xml:space="preserve">43 CAT6 Cables in total would be run from each point back to the </w:t>
+        <w:t xml:space="preserve">Between the two floors, </w:t>
+      </w:r>
+      <w:r>
+        <w:rPr>
+          <w:lang w:val="en-GB"/>
+        </w:rPr>
+        <w:t>4</w:t>
+      </w:r>
+      <w:r>
+        <w:rPr>
+          <w:lang w:val="en-GB"/>
+        </w:rPr>
+        <w:t>5</w:t>
+      </w:r>
+      <w:r>
+        <w:rPr>
+          <w:lang w:val="en-GB"/>
+        </w:rPr>
+        <w:t xml:space="preserve"> CAT6 Cables in total would be run from each point back to the </w:t>
       </w:r>
       <w:r>
         <w:rPr>
@@ -386,7 +416,32 @@
         <w:rPr>
           <w:lang w:val="en-GB"/>
         </w:rPr>
-        <w:t>Single-Mode fibre was also used as the primary method to connect the campus distributer Rack to the building and floor distributer racks due to the high bandwidth support while also following the cabling of the other campus distributer racks in other areas of the services station (forecourt building, substations, battery buildings etc). Also, by doing this you are future proofing the network and lowering cost by only doing it once. You could use multi-mode fibre instead, but the customer would eventually need to move to Single-Mode Fibre anyway if they wished to expand.</w:t>
+        <w:t xml:space="preserve">Single-Mode fibre was also used as the primary method to connect the campus distributer Rack to the building and floor distributer racks due to the high bandwidth support while also following the cabling of the other campus distributer racks in other areas of the services station (forecourt building, substations, battery buildings etc). Also, by doing this you are future proofing the network and lowering cost by only doing it once. You could use multi-mode fibre </w:t>
+      </w:r>
+      <w:r>
+        <w:rPr>
+          <w:lang w:val="en-GB"/>
+        </w:rPr>
+        <w:lastRenderedPageBreak/>
+        <w:t>instead, but the customer would</w:t>
+      </w:r>
+      <w:r>
+        <w:rPr>
+          <w:lang w:val="en-GB"/>
+        </w:rPr>
+        <w:t xml:space="preserve"> likely</w:t>
+      </w:r>
+      <w:r>
+        <w:rPr>
+          <w:lang w:val="en-GB"/>
+        </w:rPr>
+        <w:t xml:space="preserve"> eventually need to move to Single-Mode Fibre anyway if they wished to expand.</w:t>
+      </w:r>
+      <w:r>
+        <w:rPr>
+          <w:lang w:val="en-GB"/>
+        </w:rPr>
+        <w:t xml:space="preserve"> There is also a distance limit on multi-mode fibre, so should the area expand the single mode fibre would be able to accommodate that.</w:t>
       </w:r>
     </w:p>
     <w:sectPr>
